--- a/book2/Book2_Illustration_Brief.docx
+++ b/book2/Book2_Illustration_Brief.docx
@@ -2,7 +2,7 @@
 <file path=word/document.xml><?xml version="1.0" encoding="utf-8"?>
 <w:document xmlns:w="http://schemas.openxmlformats.org/wordprocessingml/2006/main" xmlns:m="http://schemas.openxmlformats.org/officeDocument/2006/math" xmlns:r="http://schemas.openxmlformats.org/officeDocument/2006/relationships" xmlns:o="urn:schemas-microsoft-com:office:office" xmlns:v="urn:schemas-microsoft-com:vml" xmlns:w10="urn:schemas-microsoft-com:office:word" xmlns:a="http://schemas.openxmlformats.org/drawingml/2006/main" xmlns:pic="http://schemas.openxmlformats.org/drawingml/2006/picture" xmlns:wp="http://schemas.openxmlformats.org/drawingml/2006/wordprocessingDrawing">
   <w:body>
-    <w:bookmarkStart w:id="43" w:name="Xf3e7a7f8db00cdd60f0e3a61d877c19ff55d70b"/>
+    <w:bookmarkStart w:id="43" w:name="X3f2f38ffd2a242c519c99f0f6e28f96d2ed51db"/>
     <w:p>
       <w:pPr>
         <w:pStyle w:val="Heading1"/>
@@ -18,7 +18,7 @@
           <w:iCs/>
           <w:i/>
         </w:rPr>
-        <w:t xml:space="preserve">Joesiah &amp; Malani: From Abraham to Moses — The Journey to Freedom</w:t>
+        <w:t xml:space="preserve">Joesiah &amp; Malani Time Travel Adventure: Part 2: From Abraham to Moses — The Journey to Freedom</w:t>
       </w:r>
     </w:p>
     <w:p>
@@ -36,7 +36,7 @@
         <w:t xml:space="preserve"> </w:t>
       </w:r>
       <w:r>
-        <w:t xml:space="preserve">Joesiah &amp; Malani, Book 2 ·</w:t>
+        <w:t xml:space="preserve">Joesiah &amp; Malani Time Travel Adventure (3 parts), Part 2 ·</w:t>
       </w:r>
       <w:r>
         <w:t xml:space="preserve"> </w:t>
@@ -144,7 +144,7 @@
         <w:t xml:space="preserve"> </w:t>
       </w:r>
       <w:r>
-        <w:t xml:space="preserve">in Book 1, chapter numbers painted into the art ended up on the wrong pages, and every one had to be repaired by hand.</w:t>
+        <w:t xml:space="preserve">in Part 1, chapter numbers painted into the art ended up on the wrong pages, and every one had to be repaired by hand.</w:t>
       </w:r>
     </w:p>
     <w:p>
@@ -307,7 +307,7 @@
         <w:pStyle w:val="Compact"/>
       </w:pPr>
       <w:r>
-        <w:t xml:space="preserve">Book 1’s art was only about 1,000 pixels wide and printed soft. Please don’t upscale small images to reach these sizes; create or export at full size.</w:t>
+        <w:t xml:space="preserve">Part 1’s art was only about 1,000 pixels wide and printed soft. Please don’t upscale small images to reach these sizes; create or export at full size.</w:t>
       </w:r>
     </w:p>
     <w:p>
@@ -323,7 +323,7 @@
           <w:bCs/>
           <w:b/>
         </w:rPr>
-        <w:t xml:space="preserve">Keep the main characters identical to Book 1</w:t>
+        <w:t xml:space="preserve">Keep the main characters identical to Part 1</w:t>
       </w:r>
       <w:r>
         <w:t xml:space="preserve"> </w:t>
@@ -469,13 +469,13 @@
       </w:r>
     </w:p>
     <w:bookmarkEnd w:id="20"/>
-    <w:bookmarkStart w:id="21" w:name="main-characters-match-book-1-exactly"/>
+    <w:bookmarkStart w:id="21" w:name="main-characters-match-part-1-exactly"/>
     <w:p>
       <w:pPr>
         <w:pStyle w:val="Heading2"/>
       </w:pPr>
       <w:r>
-        <w:t xml:space="preserve">2. Main characters — match Book 1 exactly</w:t>
+        <w:t xml:space="preserve">2. Main characters — match Part 1 exactly</w:t>
       </w:r>
     </w:p>
     <w:p>
@@ -589,7 +589,7 @@
         <w:t xml:space="preserve"> </w:t>
       </w:r>
       <w:r>
-        <w:t xml:space="preserve">is Book 1’s last page, which previews Book 2.</w:t>
+        <w:t xml:space="preserve">is Part 1’s last page, which previews Part 2.</w:t>
       </w:r>
     </w:p>
     <w:tbl>
@@ -673,7 +673,7 @@
               <w:t xml:space="preserve"> </w:t>
             </w:r>
             <w:r>
-              <w:t xml:space="preserve">past her shoulders (as on the Book 1 cover). Warm, wise smile. Cream/white wrap dress with gold embroidered trim. Gold</w:t>
+              <w:t xml:space="preserve">past her shoulders (as on the Part 1 cover). Warm, wise smile. Cream/white wrap dress with gold embroidered trim. Gold</w:t>
             </w:r>
             <w:r>
               <w:t xml:space="preserve"> </w:t>
@@ -824,17 +824,17 @@
         <w:t xml:space="preserve"> </w:t>
       </w:r>
       <w:r>
-        <w:t xml:space="preserve">- In Book 1, Grandma sometimes wore a braided up-do, and Malani sometimes wore other outfits.</w:t>
-      </w:r>
-      <w:r>
-        <w:t xml:space="preserve"> </w:t>
-      </w:r>
-      <w:r>
-        <w:rPr>
-          <w:bCs/>
-          <w:b/>
-        </w:rPr>
-        <w:t xml:space="preserve">For Book 2, please use the single look above on every page.</w:t>
+        <w:t xml:space="preserve">- In Part 1, Grandma sometimes wore a braided up-do, and Malani sometimes wore other outfits.</w:t>
+      </w:r>
+      <w:r>
+        <w:t xml:space="preserve"> </w:t>
+      </w:r>
+      <w:r>
+        <w:rPr>
+          <w:bCs/>
+          <w:b/>
+        </w:rPr>
+        <w:t xml:space="preserve">For Part 2, please use the single look above on every page.</w:t>
       </w:r>
       <w:r>
         <w:t xml:space="preserve"> </w:t>
@@ -888,7 +888,7 @@
         <w:t xml:space="preserve"> </w:t>
       </w:r>
       <w:r>
-        <w:t xml:space="preserve">- Match Book 1: vibrant, warm, painterly, semi-realistic digital art.</w:t>
+        <w:t xml:space="preserve">- Match Part 1: vibrant, warm, painterly, semi-realistic digital art.</w:t>
       </w:r>
       <w:r>
         <w:t xml:space="preserve"> </w:t>
@@ -2671,13 +2671,13 @@
       </w:r>
     </w:p>
     <w:bookmarkEnd w:id="36"/>
-    <w:bookmarkStart w:id="37" w:name="Xf20f1859377d06d4df5ab425b0cd0a1b94ac94a"/>
+    <w:bookmarkStart w:id="37" w:name="X1f899f3e87548f0e0abfbf1975103692ef65c86"/>
     <w:p>
       <w:pPr>
         <w:pStyle w:val="Heading3"/>
       </w:pPr>
       <w:r>
-        <w:t xml:space="preserve">Book 3 Preview page (last page of the book)</w:t>
+        <w:t xml:space="preserve">Part 3 Preview page (last page of the book)</w:t>
       </w:r>
     </w:p>
     <w:p>
@@ -2830,7 +2830,7 @@
         <w:t xml:space="preserve"> </w:t>
       </w:r>
       <w:r>
-        <w:t xml:space="preserve">Yeshua (Jesus) himself on this page. The author will decide how he appears in Book 3.</w:t>
+        <w:t xml:space="preserve">Yeshua (Jesus) himself on this page. The author will decide how he appears in Part 3.</w:t>
       </w:r>
     </w:p>
     <w:p>
